--- a/klagomål/A 2784-2026 FSC-klagomål.docx
+++ b/klagomål/A 2784-2026 FSC-klagomål.docx
@@ -664,7 +664,7 @@
     <w:r>
       <w:tab/>
       <w:tab/>
-      <w:t>2026-01-17</w:t>
+      <w:t>2026-01-18</w:t>
       <w:br/>
       <w:br/>
     </w:r>

--- a/klagomål/A 2784-2026 FSC-klagomål.docx
+++ b/klagomål/A 2784-2026 FSC-klagomål.docx
@@ -664,7 +664,7 @@
     <w:r>
       <w:tab/>
       <w:tab/>
-      <w:t>2026-01-18</w:t>
+      <w:t>2026-01-19</w:t>
       <w:br/>
       <w:br/>
     </w:r>

--- a/klagomål/A 2784-2026 FSC-klagomål.docx
+++ b/klagomål/A 2784-2026 FSC-klagomål.docx
@@ -664,7 +664,7 @@
     <w:r>
       <w:tab/>
       <w:tab/>
-      <w:t>2026-01-19</w:t>
+      <w:t>2026-01-20</w:t>
       <w:br/>
       <w:br/>
     </w:r>

--- a/klagomål/A 2784-2026 FSC-klagomål.docx
+++ b/klagomål/A 2784-2026 FSC-klagomål.docx
@@ -664,7 +664,7 @@
     <w:r>
       <w:tab/>
       <w:tab/>
-      <w:t>2026-01-20</w:t>
+      <w:t>2026-01-21</w:t>
       <w:br/>
       <w:br/>
     </w:r>

--- a/klagomål/A 2784-2026 FSC-klagomål.docx
+++ b/klagomål/A 2784-2026 FSC-klagomål.docx
@@ -664,7 +664,7 @@
     <w:r>
       <w:tab/>
       <w:tab/>
-      <w:t>2026-01-21</w:t>
+      <w:t>2026-01-23</w:t>
       <w:br/>
       <w:br/>
     </w:r>

--- a/klagomål/A 2784-2026 FSC-klagomål.docx
+++ b/klagomål/A 2784-2026 FSC-klagomål.docx
@@ -664,7 +664,7 @@
     <w:r>
       <w:tab/>
       <w:tab/>
-      <w:t>2026-01-23</w:t>
+      <w:t>2026-01-24</w:t>
       <w:br/>
       <w:br/>
     </w:r>

--- a/klagomål/A 2784-2026 FSC-klagomål.docx
+++ b/klagomål/A 2784-2026 FSC-klagomål.docx
@@ -664,7 +664,7 @@
     <w:r>
       <w:tab/>
       <w:tab/>
-      <w:t>2026-01-24</w:t>
+      <w:t>2026-01-25</w:t>
       <w:br/>
       <w:br/>
     </w:r>

--- a/klagomål/A 2784-2026 FSC-klagomål.docx
+++ b/klagomål/A 2784-2026 FSC-klagomål.docx
@@ -664,7 +664,7 @@
     <w:r>
       <w:tab/>
       <w:tab/>
-      <w:t>2026-01-25</w:t>
+      <w:t>2026-01-26</w:t>
       <w:br/>
       <w:br/>
     </w:r>

--- a/klagomål/A 2784-2026 FSC-klagomål.docx
+++ b/klagomål/A 2784-2026 FSC-klagomål.docx
@@ -664,7 +664,7 @@
     <w:r>
       <w:tab/>
       <w:tab/>
-      <w:t>2026-01-26</w:t>
+      <w:t>2026-01-27</w:t>
       <w:br/>
       <w:br/>
     </w:r>

--- a/klagomål/A 2784-2026 FSC-klagomål.docx
+++ b/klagomål/A 2784-2026 FSC-klagomål.docx
@@ -664,7 +664,7 @@
     <w:r>
       <w:tab/>
       <w:tab/>
-      <w:t>2026-01-27</w:t>
+      <w:t>2026-01-28</w:t>
       <w:br/>
       <w:br/>
     </w:r>

--- a/klagomål/A 2784-2026 FSC-klagomål.docx
+++ b/klagomål/A 2784-2026 FSC-klagomål.docx
@@ -112,7 +112,7 @@
         <w:pStyle w:val="ListBullet"/>
       </w:pPr>
       <w:r>
-        <w:t>Om ett ombud (tex Norra skog eller Mellanskog) avverkningsanmäler en skog med naturvärden motsvarande nyckelbiotops kvalité men markägaren inte är FSC certifierad, bör du skicka in ett FSC kontrollerat virke klagomål. Då ska klagomålet skickas till ombudsföretaget.</w:t>
+        <w:t>Om ett ombud (tex Norra skog eller Mellanskog) avverkningsanmäler en skog med naturvärden motsvarande nyckelbiotops kvalitet men markägaren inte är FSC certifierad, bör du skicka in ett FSC kontrollerat virke klagomål. Då ska klagomålet skickas till ombudsföretaget.</w:t>
       </w:r>
     </w:p>
     <w:p>
@@ -664,7 +664,7 @@
     <w:r>
       <w:tab/>
       <w:tab/>
-      <w:t>2026-01-28</w:t>
+      <w:t>2026-01-29</w:t>
       <w:br/>
       <w:br/>
     </w:r>

--- a/klagomål/A 2784-2026 FSC-klagomål.docx
+++ b/klagomål/A 2784-2026 FSC-klagomål.docx
@@ -664,7 +664,7 @@
     <w:r>
       <w:tab/>
       <w:tab/>
-      <w:t>2026-01-29</w:t>
+      <w:t>2026-01-30</w:t>
       <w:br/>
       <w:br/>
     </w:r>

--- a/klagomål/A 2784-2026 FSC-klagomål.docx
+++ b/klagomål/A 2784-2026 FSC-klagomål.docx
@@ -664,7 +664,7 @@
     <w:r>
       <w:tab/>
       <w:tab/>
-      <w:t>2026-01-30</w:t>
+      <w:t>2026-01-31</w:t>
       <w:br/>
       <w:br/>
     </w:r>

--- a/klagomål/A 2784-2026 FSC-klagomål.docx
+++ b/klagomål/A 2784-2026 FSC-klagomål.docx
@@ -664,7 +664,7 @@
     <w:r>
       <w:tab/>
       <w:tab/>
-      <w:t>2026-02-22</w:t>
+      <w:t>2026-02-23</w:t>
       <w:br/>
       <w:br/>
     </w:r>

--- a/klagomål/A 2784-2026 FSC-klagomål.docx
+++ b/klagomål/A 2784-2026 FSC-klagomål.docx
@@ -664,7 +664,7 @@
     <w:r>
       <w:tab/>
       <w:tab/>
-      <w:t>2026-02-23</w:t>
+      <w:t>2026-02-24</w:t>
       <w:br/>
       <w:br/>
     </w:r>

--- a/klagomål/A 2784-2026 FSC-klagomål.docx
+++ b/klagomål/A 2784-2026 FSC-klagomål.docx
@@ -664,7 +664,7 @@
     <w:r>
       <w:tab/>
       <w:tab/>
-      <w:t>2026-02-24</w:t>
+      <w:t>2026-02-25</w:t>
       <w:br/>
       <w:br/>
     </w:r>

--- a/klagomål/A 2784-2026 FSC-klagomål.docx
+++ b/klagomål/A 2784-2026 FSC-klagomål.docx
@@ -664,7 +664,7 @@
     <w:r>
       <w:tab/>
       <w:tab/>
-      <w:t>2026-02-25</w:t>
+      <w:t>2026-02-26</w:t>
       <w:br/>
       <w:br/>
     </w:r>

--- a/klagomål/A 2784-2026 FSC-klagomål.docx
+++ b/klagomål/A 2784-2026 FSC-klagomål.docx
@@ -664,7 +664,7 @@
     <w:r>
       <w:tab/>
       <w:tab/>
-      <w:t>2026-02-26</w:t>
+      <w:t>2026-02-28</w:t>
       <w:br/>
       <w:br/>
     </w:r>

--- a/klagomål/A 2784-2026 FSC-klagomål.docx
+++ b/klagomål/A 2784-2026 FSC-klagomål.docx
@@ -664,7 +664,7 @@
     <w:r>
       <w:tab/>
       <w:tab/>
-      <w:t>2026-02-28</w:t>
+      <w:t>2026-03-01</w:t>
       <w:br/>
       <w:br/>
     </w:r>

--- a/klagomål/A 2784-2026 FSC-klagomål.docx
+++ b/klagomål/A 2784-2026 FSC-klagomål.docx
@@ -664,7 +664,7 @@
     <w:r>
       <w:tab/>
       <w:tab/>
-      <w:t>2026-03-01</w:t>
+      <w:t>2026-03-02</w:t>
       <w:br/>
       <w:br/>
     </w:r>

--- a/klagomål/A 2784-2026 FSC-klagomål.docx
+++ b/klagomål/A 2784-2026 FSC-klagomål.docx
@@ -664,7 +664,7 @@
     <w:r>
       <w:tab/>
       <w:tab/>
-      <w:t>2026-03-02</w:t>
+      <w:t>2026-03-03</w:t>
       <w:br/>
       <w:br/>
     </w:r>

--- a/klagomål/A 2784-2026 FSC-klagomål.docx
+++ b/klagomål/A 2784-2026 FSC-klagomål.docx
@@ -664,7 +664,7 @@
     <w:r>
       <w:tab/>
       <w:tab/>
-      <w:t>2026-03-03</w:t>
+      <w:t>2026-03-04</w:t>
       <w:br/>
       <w:br/>
     </w:r>

--- a/klagomål/A 2784-2026 FSC-klagomål.docx
+++ b/klagomål/A 2784-2026 FSC-klagomål.docx
@@ -664,7 +664,7 @@
     <w:r>
       <w:tab/>
       <w:tab/>
-      <w:t>2026-03-04</w:t>
+      <w:t>2026-03-05</w:t>
       <w:br/>
       <w:br/>
     </w:r>

--- a/klagomål/A 2784-2026 FSC-klagomål.docx
+++ b/klagomål/A 2784-2026 FSC-klagomål.docx
@@ -664,7 +664,7 @@
     <w:r>
       <w:tab/>
       <w:tab/>
-      <w:t>2026-03-05</w:t>
+      <w:t>2026-03-06</w:t>
       <w:br/>
       <w:br/>
     </w:r>

--- a/klagomål/A 2784-2026 FSC-klagomål.docx
+++ b/klagomål/A 2784-2026 FSC-klagomål.docx
@@ -664,7 +664,7 @@
     <w:r>
       <w:tab/>
       <w:tab/>
-      <w:t>2026-03-06</w:t>
+      <w:t>2026-03-07</w:t>
       <w:br/>
       <w:br/>
     </w:r>

--- a/klagomål/A 2784-2026 FSC-klagomål.docx
+++ b/klagomål/A 2784-2026 FSC-klagomål.docx
@@ -664,7 +664,7 @@
     <w:r>
       <w:tab/>
       <w:tab/>
-      <w:t>2026-03-07</w:t>
+      <w:t>2026-03-08</w:t>
       <w:br/>
       <w:br/>
     </w:r>

--- a/klagomål/A 2784-2026 FSC-klagomål.docx
+++ b/klagomål/A 2784-2026 FSC-klagomål.docx
@@ -664,7 +664,7 @@
     <w:r>
       <w:tab/>
       <w:tab/>
-      <w:t>2026-03-08</w:t>
+      <w:t>2026-03-09</w:t>
       <w:br/>
       <w:br/>
     </w:r>

--- a/klagomål/A 2784-2026 FSC-klagomål.docx
+++ b/klagomål/A 2784-2026 FSC-klagomål.docx
@@ -664,7 +664,7 @@
     <w:r>
       <w:tab/>
       <w:tab/>
-      <w:t>2026-03-09</w:t>
+      <w:t>2026-03-10</w:t>
       <w:br/>
       <w:br/>
     </w:r>

--- a/klagomål/A 2784-2026 FSC-klagomål.docx
+++ b/klagomål/A 2784-2026 FSC-klagomål.docx
@@ -664,7 +664,7 @@
     <w:r>
       <w:tab/>
       <w:tab/>
-      <w:t>2026-03-10</w:t>
+      <w:t>2026-03-11</w:t>
       <w:br/>
       <w:br/>
     </w:r>

--- a/klagomål/A 2784-2026 FSC-klagomål.docx
+++ b/klagomål/A 2784-2026 FSC-klagomål.docx
@@ -664,7 +664,7 @@
     <w:r>
       <w:tab/>
       <w:tab/>
-      <w:t>2026-03-11</w:t>
+      <w:t>2026-03-12</w:t>
       <w:br/>
       <w:br/>
     </w:r>

--- a/klagomål/A 2784-2026 FSC-klagomål.docx
+++ b/klagomål/A 2784-2026 FSC-klagomål.docx
@@ -664,7 +664,7 @@
     <w:r>
       <w:tab/>
       <w:tab/>
-      <w:t>2026-03-12</w:t>
+      <w:t>2026-03-13</w:t>
       <w:br/>
       <w:br/>
     </w:r>

--- a/klagomål/A 2784-2026 FSC-klagomål.docx
+++ b/klagomål/A 2784-2026 FSC-klagomål.docx
@@ -664,7 +664,7 @@
     <w:r>
       <w:tab/>
       <w:tab/>
-      <w:t>2026-05-16</w:t>
+      <w:t>2026-05-17</w:t>
       <w:br/>
       <w:br/>
     </w:r>

--- a/klagomål/A 2784-2026 FSC-klagomål.docx
+++ b/klagomål/A 2784-2026 FSC-klagomål.docx
@@ -664,7 +664,7 @@
     <w:r>
       <w:tab/>
       <w:tab/>
-      <w:t>2026-05-17</w:t>
+      <w:t>2026-05-18</w:t>
       <w:br/>
       <w:br/>
     </w:r>

--- a/klagomål/A 2784-2026 FSC-klagomål.docx
+++ b/klagomål/A 2784-2026 FSC-klagomål.docx
@@ -664,7 +664,7 @@
     <w:r>
       <w:tab/>
       <w:tab/>
-      <w:t>2026-05-18</w:t>
+      <w:t>2026-05-19</w:t>
       <w:br/>
       <w:br/>
     </w:r>

--- a/klagomål/A 2784-2026 FSC-klagomål.docx
+++ b/klagomål/A 2784-2026 FSC-klagomål.docx
@@ -664,7 +664,7 @@
     <w:r>
       <w:tab/>
       <w:tab/>
-      <w:t>2026-05-19</w:t>
+      <w:t>2026-05-20</w:t>
       <w:br/>
       <w:br/>
     </w:r>

--- a/klagomål/A 2784-2026 FSC-klagomål.docx
+++ b/klagomål/A 2784-2026 FSC-klagomål.docx
@@ -664,7 +664,7 @@
     <w:r>
       <w:tab/>
       <w:tab/>
-      <w:t>2026-05-20</w:t>
+      <w:t>2026-05-21</w:t>
       <w:br/>
       <w:br/>
     </w:r>

--- a/klagomål/A 2784-2026 FSC-klagomål.docx
+++ b/klagomål/A 2784-2026 FSC-klagomål.docx
@@ -664,7 +664,7 @@
     <w:r>
       <w:tab/>
       <w:tab/>
-      <w:t>2026-05-21</w:t>
+      <w:t>2026-05-22</w:t>
       <w:br/>
       <w:br/>
     </w:r>

--- a/klagomål/A 2784-2026 FSC-klagomål.docx
+++ b/klagomål/A 2784-2026 FSC-klagomål.docx
@@ -664,7 +664,7 @@
     <w:r>
       <w:tab/>
       <w:tab/>
-      <w:t>2026-05-22</w:t>
+      <w:t>2026-05-23</w:t>
       <w:br/>
       <w:br/>
     </w:r>

--- a/klagomål/A 2784-2026 FSC-klagomål.docx
+++ b/klagomål/A 2784-2026 FSC-klagomål.docx
@@ -664,7 +664,7 @@
     <w:r>
       <w:tab/>
       <w:tab/>
-      <w:t>2026-05-23</w:t>
+      <w:t>2026-05-24</w:t>
       <w:br/>
       <w:br/>
     </w:r>

--- a/klagomål/A 2784-2026 FSC-klagomål.docx
+++ b/klagomål/A 2784-2026 FSC-klagomål.docx
@@ -664,7 +664,7 @@
     <w:r>
       <w:tab/>
       <w:tab/>
-      <w:t>2026-05-24</w:t>
+      <w:t>2026-05-25</w:t>
       <w:br/>
       <w:br/>
     </w:r>

--- a/klagomål/A 2784-2026 FSC-klagomål.docx
+++ b/klagomål/A 2784-2026 FSC-klagomål.docx
@@ -664,7 +664,7 @@
     <w:r>
       <w:tab/>
       <w:tab/>
-      <w:t>2026-05-25</w:t>
+      <w:t>2026-05-26</w:t>
       <w:br/>
       <w:br/>
     </w:r>

--- a/klagomål/A 2784-2026 FSC-klagomål.docx
+++ b/klagomål/A 2784-2026 FSC-klagomål.docx
@@ -664,7 +664,7 @@
     <w:r>
       <w:tab/>
       <w:tab/>
-      <w:t>2026-05-26</w:t>
+      <w:t>2026-05-27</w:t>
       <w:br/>
       <w:br/>
     </w:r>

--- a/klagomål/A 2784-2026 FSC-klagomål.docx
+++ b/klagomål/A 2784-2026 FSC-klagomål.docx
@@ -664,7 +664,7 @@
     <w:r>
       <w:tab/>
       <w:tab/>
-      <w:t>2026-05-27</w:t>
+      <w:t>2026-05-28</w:t>
       <w:br/>
       <w:br/>
     </w:r>

--- a/klagomål/A 2784-2026 FSC-klagomål.docx
+++ b/klagomål/A 2784-2026 FSC-klagomål.docx
@@ -664,7 +664,7 @@
     <w:r>
       <w:tab/>
       <w:tab/>
-      <w:t>2026-05-28</w:t>
+      <w:t>2026-05-29</w:t>
       <w:br/>
       <w:br/>
     </w:r>

--- a/klagomål/A 2784-2026 FSC-klagomål.docx
+++ b/klagomål/A 2784-2026 FSC-klagomål.docx
@@ -664,7 +664,7 @@
     <w:r>
       <w:tab/>
       <w:tab/>
-      <w:t>2026-05-29</w:t>
+      <w:t>2026-05-30</w:t>
       <w:br/>
       <w:br/>
     </w:r>

--- a/klagomål/A 2784-2026 FSC-klagomål.docx
+++ b/klagomål/A 2784-2026 FSC-klagomål.docx
@@ -664,7 +664,7 @@
     <w:r>
       <w:tab/>
       <w:tab/>
-      <w:t>2026-05-30</w:t>
+      <w:t>2026-05-31</w:t>
       <w:br/>
       <w:br/>
     </w:r>

--- a/klagomål/A 2784-2026 FSC-klagomål.docx
+++ b/klagomål/A 2784-2026 FSC-klagomål.docx
@@ -664,7 +664,7 @@
     <w:r>
       <w:tab/>
       <w:tab/>
-      <w:t>2026-05-31</w:t>
+      <w:t>2026-06-01</w:t>
       <w:br/>
       <w:br/>
     </w:r>

--- a/klagomål/A 2784-2026 FSC-klagomål.docx
+++ b/klagomål/A 2784-2026 FSC-klagomål.docx
@@ -664,7 +664,7 @@
     <w:r>
       <w:tab/>
       <w:tab/>
-      <w:t>2026-06-01</w:t>
+      <w:t>2026-06-02</w:t>
       <w:br/>
       <w:br/>
     </w:r>

--- a/klagomål/A 2784-2026 FSC-klagomål.docx
+++ b/klagomål/A 2784-2026 FSC-klagomål.docx
@@ -664,7 +664,7 @@
     <w:r>
       <w:tab/>
       <w:tab/>
-      <w:t>2026-06-02</w:t>
+      <w:t>2026-06-03</w:t>
       <w:br/>
       <w:br/>
     </w:r>

--- a/klagomål/A 2784-2026 FSC-klagomål.docx
+++ b/klagomål/A 2784-2026 FSC-klagomål.docx
@@ -664,7 +664,7 @@
     <w:r>
       <w:tab/>
       <w:tab/>
-      <w:t>2026-06-03</w:t>
+      <w:t>2026-06-04</w:t>
       <w:br/>
       <w:br/>
     </w:r>

--- a/klagomål/A 2784-2026 FSC-klagomål.docx
+++ b/klagomål/A 2784-2026 FSC-klagomål.docx
@@ -664,7 +664,7 @@
     <w:r>
       <w:tab/>
       <w:tab/>
-      <w:t>2026-06-04</w:t>
+      <w:t>2026-06-05</w:t>
       <w:br/>
       <w:br/>
     </w:r>

--- a/klagomål/A 2784-2026 FSC-klagomål.docx
+++ b/klagomål/A 2784-2026 FSC-klagomål.docx
@@ -664,7 +664,7 @@
     <w:r>
       <w:tab/>
       <w:tab/>
-      <w:t>2026-06-05</w:t>
+      <w:t>2026-06-06</w:t>
       <w:br/>
       <w:br/>
     </w:r>

--- a/klagomål/A 2784-2026 FSC-klagomål.docx
+++ b/klagomål/A 2784-2026 FSC-klagomål.docx
@@ -664,7 +664,7 @@
     <w:r>
       <w:tab/>
       <w:tab/>
-      <w:t>2026-06-06</w:t>
+      <w:t>2026-06-07</w:t>
       <w:br/>
       <w:br/>
     </w:r>

--- a/klagomål/A 2784-2026 FSC-klagomål.docx
+++ b/klagomål/A 2784-2026 FSC-klagomål.docx
@@ -664,7 +664,7 @@
     <w:r>
       <w:tab/>
       <w:tab/>
-      <w:t>2026-06-07</w:t>
+      <w:t>2026-06-08</w:t>
       <w:br/>
       <w:br/>
     </w:r>

--- a/klagomål/A 2784-2026 FSC-klagomål.docx
+++ b/klagomål/A 2784-2026 FSC-klagomål.docx
@@ -664,7 +664,7 @@
     <w:r>
       <w:tab/>
       <w:tab/>
-      <w:t>2026-06-08</w:t>
+      <w:t>2026-06-09</w:t>
       <w:br/>
       <w:br/>
     </w:r>

--- a/klagomål/A 2784-2026 FSC-klagomål.docx
+++ b/klagomål/A 2784-2026 FSC-klagomål.docx
@@ -664,7 +664,7 @@
     <w:r>
       <w:tab/>
       <w:tab/>
-      <w:t>2026-06-09</w:t>
+      <w:t>2026-06-10</w:t>
       <w:br/>
       <w:br/>
     </w:r>

--- a/klagomål/A 2784-2026 FSC-klagomål.docx
+++ b/klagomål/A 2784-2026 FSC-klagomål.docx
@@ -664,7 +664,7 @@
     <w:r>
       <w:tab/>
       <w:tab/>
-      <w:t>2026-06-10</w:t>
+      <w:t>2026-06-11</w:t>
       <w:br/>
       <w:br/>
     </w:r>

--- a/klagomål/A 2784-2026 FSC-klagomål.docx
+++ b/klagomål/A 2784-2026 FSC-klagomål.docx
@@ -664,7 +664,7 @@
     <w:r>
       <w:tab/>
       <w:tab/>
-      <w:t>2026-06-11</w:t>
+      <w:t>2026-06-12</w:t>
       <w:br/>
       <w:br/>
     </w:r>

--- a/klagomål/A 2784-2026 FSC-klagomål.docx
+++ b/klagomål/A 2784-2026 FSC-klagomål.docx
@@ -664,7 +664,7 @@
     <w:r>
       <w:tab/>
       <w:tab/>
-      <w:t>2026-06-12</w:t>
+      <w:t>2026-06-13</w:t>
       <w:br/>
       <w:br/>
     </w:r>

--- a/klagomål/A 2784-2026 FSC-klagomål.docx
+++ b/klagomål/A 2784-2026 FSC-klagomål.docx
@@ -664,7 +664,7 @@
     <w:r>
       <w:tab/>
       <w:tab/>
-      <w:t>2026-06-13</w:t>
+      <w:t>2026-06-14</w:t>
       <w:br/>
       <w:br/>
     </w:r>

--- a/klagomål/A 2784-2026 FSC-klagomål.docx
+++ b/klagomål/A 2784-2026 FSC-klagomål.docx
@@ -652,7 +652,7 @@
     <w:r>
       <w:tab/>
       <w:tab/>
-      <w:t>2026-07-13</w:t>
+      <w:t>2026-07-14</w:t>
       <w:br/>
       <w:br/>
     </w:r>

--- a/klagomål/A 2784-2026 FSC-klagomål.docx
+++ b/klagomål/A 2784-2026 FSC-klagomål.docx
@@ -652,7 +652,7 @@
     <w:r>
       <w:tab/>
       <w:tab/>
-      <w:t>2026-07-14</w:t>
+      <w:t>2026-07-15</w:t>
       <w:br/>
       <w:br/>
     </w:r>

--- a/klagomål/A 2784-2026 FSC-klagomål.docx
+++ b/klagomål/A 2784-2026 FSC-klagomål.docx
@@ -652,7 +652,7 @@
     <w:r>
       <w:tab/>
       <w:tab/>
-      <w:t>2026-07-15</w:t>
+      <w:t>2026-07-16</w:t>
       <w:br/>
       <w:br/>
     </w:r>

--- a/klagomål/A 2784-2026 FSC-klagomål.docx
+++ b/klagomål/A 2784-2026 FSC-klagomål.docx
@@ -652,7 +652,7 @@
     <w:r>
       <w:tab/>
       <w:tab/>
-      <w:t>2026-07-16</w:t>
+      <w:t>2026-07-17</w:t>
       <w:br/>
       <w:br/>
     </w:r>

--- a/klagomål/A 2784-2026 FSC-klagomål.docx
+++ b/klagomål/A 2784-2026 FSC-klagomål.docx
@@ -652,7 +652,7 @@
     <w:r>
       <w:tab/>
       <w:tab/>
-      <w:t>2026-07-17</w:t>
+      <w:t>2026-07-18</w:t>
       <w:br/>
       <w:br/>
     </w:r>

--- a/klagomål/A 2784-2026 FSC-klagomål.docx
+++ b/klagomål/A 2784-2026 FSC-klagomål.docx
@@ -652,7 +652,7 @@
     <w:r>
       <w:tab/>
       <w:tab/>
-      <w:t>2026-07-18</w:t>
+      <w:t>2026-07-19</w:t>
       <w:br/>
       <w:br/>
     </w:r>

--- a/klagomål/A 2784-2026 FSC-klagomål.docx
+++ b/klagomål/A 2784-2026 FSC-klagomål.docx
@@ -652,7 +652,7 @@
     <w:r>
       <w:tab/>
       <w:tab/>
-      <w:t>2026-07-19</w:t>
+      <w:t>2026-07-20</w:t>
       <w:br/>
       <w:br/>
     </w:r>

--- a/klagomål/A 2784-2026 FSC-klagomål.docx
+++ b/klagomål/A 2784-2026 FSC-klagomål.docx
@@ -652,7 +652,7 @@
     <w:r>
       <w:tab/>
       <w:tab/>
-      <w:t>2026-07-20</w:t>
+      <w:t>2026-07-21</w:t>
       <w:br/>
       <w:br/>
     </w:r>

--- a/klagomål/A 2784-2026 FSC-klagomål.docx
+++ b/klagomål/A 2784-2026 FSC-klagomål.docx
@@ -652,7 +652,7 @@
     <w:r>
       <w:tab/>
       <w:tab/>
-      <w:t>2026-07-21</w:t>
+      <w:t>2026-07-22</w:t>
       <w:br/>
       <w:br/>
     </w:r>

--- a/klagomål/A 2784-2026 FSC-klagomål.docx
+++ b/klagomål/A 2784-2026 FSC-klagomål.docx
@@ -652,7 +652,7 @@
     <w:r>
       <w:tab/>
       <w:tab/>
-      <w:t>2026-07-22</w:t>
+      <w:t>2026-07-23</w:t>
       <w:br/>
       <w:br/>
     </w:r>

--- a/klagomål/A 2784-2026 FSC-klagomål.docx
+++ b/klagomål/A 2784-2026 FSC-klagomål.docx
@@ -652,7 +652,7 @@
     <w:r>
       <w:tab/>
       <w:tab/>
-      <w:t>2026-07-23</w:t>
+      <w:t>2026-07-24</w:t>
       <w:br/>
       <w:br/>
     </w:r>

--- a/klagomål/A 2784-2026 FSC-klagomål.docx
+++ b/klagomål/A 2784-2026 FSC-klagomål.docx
@@ -652,7 +652,7 @@
     <w:r>
       <w:tab/>
       <w:tab/>
-      <w:t>2026-07-24</w:t>
+      <w:t>2026-07-25</w:t>
       <w:br/>
       <w:br/>
     </w:r>

--- a/klagomål/A 2784-2026 FSC-klagomål.docx
+++ b/klagomål/A 2784-2026 FSC-klagomål.docx
@@ -652,7 +652,7 @@
     <w:r>
       <w:tab/>
       <w:tab/>
-      <w:t>2026-07-25</w:t>
+      <w:t>2026-07-26</w:t>
       <w:br/>
       <w:br/>
     </w:r>

--- a/klagomål/A 2784-2026 FSC-klagomål.docx
+++ b/klagomål/A 2784-2026 FSC-klagomål.docx
@@ -652,7 +652,7 @@
     <w:r>
       <w:tab/>
       <w:tab/>
-      <w:t>2026-07-26</w:t>
+      <w:t>2026-07-27</w:t>
       <w:br/>
       <w:br/>
     </w:r>

--- a/klagomål/A 2784-2026 FSC-klagomål.docx
+++ b/klagomål/A 2784-2026 FSC-klagomål.docx
@@ -652,7 +652,7 @@
     <w:r>
       <w:tab/>
       <w:tab/>
-      <w:t>2026-07-27</w:t>
+      <w:t>2026-07-28</w:t>
       <w:br/>
       <w:br/>
     </w:r>

--- a/klagomål/A 2784-2026 FSC-klagomål.docx
+++ b/klagomål/A 2784-2026 FSC-klagomål.docx
@@ -652,7 +652,7 @@
     <w:r>
       <w:tab/>
       <w:tab/>
-      <w:t>2026-07-28</w:t>
+      <w:t>2026-07-29</w:t>
       <w:br/>
       <w:br/>
     </w:r>

--- a/klagomål/A 2784-2026 FSC-klagomål.docx
+++ b/klagomål/A 2784-2026 FSC-klagomål.docx
@@ -652,7 +652,7 @@
     <w:r>
       <w:tab/>
       <w:tab/>
-      <w:t>2026-07-29</w:t>
+      <w:t>2026-07-30</w:t>
       <w:br/>
       <w:br/>
     </w:r>

--- a/klagomål/A 2784-2026 FSC-klagomål.docx
+++ b/klagomål/A 2784-2026 FSC-klagomål.docx
@@ -652,7 +652,7 @@
     <w:r>
       <w:tab/>
       <w:tab/>
-      <w:t>2026-07-30</w:t>
+      <w:t>2026-07-31</w:t>
       <w:br/>
       <w:br/>
     </w:r>

--- a/klagomål/A 2784-2026 FSC-klagomål.docx
+++ b/klagomål/A 2784-2026 FSC-klagomål.docx
@@ -652,7 +652,7 @@
     <w:r>
       <w:tab/>
       <w:tab/>
-      <w:t>2026-07-31</w:t>
+      <w:t>2026-08-01</w:t>
       <w:br/>
       <w:br/>
     </w:r>

--- a/klagomål/A 2784-2026 FSC-klagomål.docx
+++ b/klagomål/A 2784-2026 FSC-klagomål.docx
@@ -652,7 +652,7 @@
     <w:r>
       <w:tab/>
       <w:tab/>
-      <w:t>2026-08-01</w:t>
+      <w:t>2026-08-02</w:t>
       <w:br/>
       <w:br/>
     </w:r>

--- a/klagomål/A 2784-2026 FSC-klagomål.docx
+++ b/klagomål/A 2784-2026 FSC-klagomål.docx
@@ -652,7 +652,7 @@
     <w:r>
       <w:tab/>
       <w:tab/>
-      <w:t>2026-08-02</w:t>
+      <w:t>2026-08-03</w:t>
       <w:br/>
       <w:br/>
     </w:r>

--- a/klagomål/A 2784-2026 FSC-klagomål.docx
+++ b/klagomål/A 2784-2026 FSC-klagomål.docx
@@ -652,7 +652,7 @@
     <w:r>
       <w:tab/>
       <w:tab/>
-      <w:t>2026-08-03</w:t>
+      <w:t>2026-08-05</w:t>
       <w:br/>
       <w:br/>
     </w:r>

--- a/klagomål/A 2784-2026 FSC-klagomål.docx
+++ b/klagomål/A 2784-2026 FSC-klagomål.docx
@@ -652,7 +652,7 @@
     <w:r>
       <w:tab/>
       <w:tab/>
-      <w:t>2026-08-05</w:t>
+      <w:t>2026-08-07</w:t>
       <w:br/>
       <w:br/>
     </w:r>

--- a/klagomål/A 2784-2026 FSC-klagomål.docx
+++ b/klagomål/A 2784-2026 FSC-klagomål.docx
@@ -652,7 +652,7 @@
     <w:r>
       <w:tab/>
       <w:tab/>
-      <w:t>2026-08-07</w:t>
+      <w:t>2026-08-08</w:t>
       <w:br/>
       <w:br/>
     </w:r>

--- a/klagomål/A 2784-2026 FSC-klagomål.docx
+++ b/klagomål/A 2784-2026 FSC-klagomål.docx
@@ -216,7 +216,7 @@
         <w:spacing w:after="240"/>
       </w:pPr>
       <w:r>
-        <w:t>Figur 1. Fyndplatser för naturvårdsarter i och inom 1 meter från avverkningsanmälan. Markörer utan svart kant är placerade på fyndplatsen. Markörer med svart kant är placerade vid sidan av fyndplatsen har ett svart streck som visar fyndplatsens exakta position. Kartans mittpunktskoordinat är N 6268781, E 388687 i SWEREF 99 TM.</w:t>
+        <w:t>Figur 1. Fyndplatser för naturvårdsarter i och inom 1 meter från avverkningsanmälan. Markörer utan svart kant är placerade på fyndplatsen. Markörer med svart kant är placerade vid sidan av fyndplatsen och har ett svart streck som visar fyndplatsens exakta position. Kartans mittpunktskoordinat är N 6268781, E 388687 i SWEREF 99 TM.</w:t>
       </w:r>
     </w:p>
     <w:p>
@@ -652,7 +652,7 @@
     <w:r>
       <w:tab/>
       <w:tab/>
-      <w:t>2026-08-14</w:t>
+      <w:t>2026-08-15</w:t>
       <w:br/>
       <w:br/>
     </w:r>

--- a/klagomål/A 2784-2026 FSC-klagomål.docx
+++ b/klagomål/A 2784-2026 FSC-klagomål.docx
@@ -652,7 +652,7 @@
     <w:r>
       <w:tab/>
       <w:tab/>
-      <w:t>2026-08-15</w:t>
+      <w:t>2026-08-16</w:t>
       <w:br/>
       <w:br/>
     </w:r>

--- a/klagomål/A 2784-2026 FSC-klagomål.docx
+++ b/klagomål/A 2784-2026 FSC-klagomål.docx
@@ -652,7 +652,7 @@
     <w:r>
       <w:tab/>
       <w:tab/>
-      <w:t>2026-08-16</w:t>
+      <w:t>2026-08-17</w:t>
       <w:br/>
       <w:br/>
     </w:r>

--- a/klagomål/A 2784-2026 FSC-klagomål.docx
+++ b/klagomål/A 2784-2026 FSC-klagomål.docx
@@ -652,7 +652,7 @@
     <w:r>
       <w:tab/>
       <w:tab/>
-      <w:t>2026-08-17</w:t>
+      <w:t>2026-08-18</w:t>
       <w:br/>
       <w:br/>
     </w:r>

--- a/klagomål/A 2784-2026 FSC-klagomål.docx
+++ b/klagomål/A 2784-2026 FSC-klagomål.docx
@@ -652,7 +652,7 @@
     <w:r>
       <w:tab/>
       <w:tab/>
-      <w:t>2026-08-18</w:t>
+      <w:t>2026-08-19</w:t>
       <w:br/>
       <w:br/>
     </w:r>

--- a/klagomål/A 2784-2026 FSC-klagomål.docx
+++ b/klagomål/A 2784-2026 FSC-klagomål.docx
@@ -652,7 +652,7 @@
     <w:r>
       <w:tab/>
       <w:tab/>
-      <w:t>2026-08-19</w:t>
+      <w:t>2026-08-20</w:t>
       <w:br/>
       <w:br/>
     </w:r>

--- a/klagomål/A 2784-2026 FSC-klagomål.docx
+++ b/klagomål/A 2784-2026 FSC-klagomål.docx
@@ -652,7 +652,7 @@
     <w:r>
       <w:tab/>
       <w:tab/>
-      <w:t>2026-08-20</w:t>
+      <w:t>2026-08-21</w:t>
       <w:br/>
       <w:br/>
     </w:r>

--- a/klagomål/A 2784-2026 FSC-klagomål.docx
+++ b/klagomål/A 2784-2026 FSC-klagomål.docx
@@ -652,7 +652,7 @@
     <w:r>
       <w:tab/>
       <w:tab/>
-      <w:t>2026-08-21</w:t>
+      <w:t>2026-08-22</w:t>
       <w:br/>
       <w:br/>
     </w:r>

--- a/klagomål/A 2784-2026 FSC-klagomål.docx
+++ b/klagomål/A 2784-2026 FSC-klagomål.docx
@@ -652,7 +652,7 @@
     <w:r>
       <w:tab/>
       <w:tab/>
-      <w:t>2026-08-22</w:t>
+      <w:t>2026-08-23</w:t>
       <w:br/>
       <w:br/>
     </w:r>

--- a/klagomål/A 2784-2026 FSC-klagomål.docx
+++ b/klagomål/A 2784-2026 FSC-klagomål.docx
@@ -652,7 +652,7 @@
     <w:r>
       <w:tab/>
       <w:tab/>
-      <w:t>2026-08-23</w:t>
+      <w:t>2026-08-24</w:t>
       <w:br/>
       <w:br/>
     </w:r>

--- a/klagomål/A 2784-2026 FSC-klagomål.docx
+++ b/klagomål/A 2784-2026 FSC-klagomål.docx
@@ -652,7 +652,7 @@
     <w:r>
       <w:tab/>
       <w:tab/>
-      <w:t>2026-08-24</w:t>
+      <w:t>2026-08-25</w:t>
       <w:br/>
       <w:br/>
     </w:r>

--- a/klagomål/A 2784-2026 FSC-klagomål.docx
+++ b/klagomål/A 2784-2026 FSC-klagomål.docx
@@ -652,7 +652,7 @@
     <w:r>
       <w:tab/>
       <w:tab/>
-      <w:t>2026-08-25</w:t>
+      <w:t>2026-08-26</w:t>
       <w:br/>
       <w:br/>
     </w:r>

--- a/klagomål/A 2784-2026 FSC-klagomål.docx
+++ b/klagomål/A 2784-2026 FSC-klagomål.docx
@@ -652,7 +652,7 @@
     <w:r>
       <w:tab/>
       <w:tab/>
-      <w:t>2026-08-26</w:t>
+      <w:t>2026-08-27</w:t>
       <w:br/>
       <w:br/>
     </w:r>

--- a/klagomål/A 2784-2026 FSC-klagomål.docx
+++ b/klagomål/A 2784-2026 FSC-klagomål.docx
@@ -652,7 +652,7 @@
     <w:r>
       <w:tab/>
       <w:tab/>
-      <w:t>2026-08-27</w:t>
+      <w:t>2026-08-28</w:t>
       <w:br/>
       <w:br/>
     </w:r>

--- a/klagomål/A 2784-2026 FSC-klagomål.docx
+++ b/klagomål/A 2784-2026 FSC-klagomål.docx
@@ -652,7 +652,7 @@
     <w:r>
       <w:tab/>
       <w:tab/>
-      <w:t>2026-08-28</w:t>
+      <w:t>2026-08-29</w:t>
       <w:br/>
       <w:br/>
     </w:r>

--- a/klagomål/A 2784-2026 FSC-klagomål.docx
+++ b/klagomål/A 2784-2026 FSC-klagomål.docx
@@ -652,7 +652,7 @@
     <w:r>
       <w:tab/>
       <w:tab/>
-      <w:t>2026-08-29</w:t>
+      <w:t>2026-08-31</w:t>
       <w:br/>
       <w:br/>
     </w:r>

--- a/klagomål/A 2784-2026 FSC-klagomål.docx
+++ b/klagomål/A 2784-2026 FSC-klagomål.docx
@@ -652,7 +652,7 @@
     <w:r>
       <w:tab/>
       <w:tab/>
-      <w:t>2026-08-31</w:t>
+      <w:t>2026-09-01</w:t>
       <w:br/>
       <w:br/>
     </w:r>

--- a/klagomål/A 2784-2026 FSC-klagomål.docx
+++ b/klagomål/A 2784-2026 FSC-klagomål.docx
@@ -652,7 +652,7 @@
     <w:r>
       <w:tab/>
       <w:tab/>
-      <w:t>2026-09-01</w:t>
+      <w:t>2026-09-02</w:t>
       <w:br/>
       <w:br/>
     </w:r>

--- a/klagomål/A 2784-2026 FSC-klagomål.docx
+++ b/klagomål/A 2784-2026 FSC-klagomål.docx
@@ -652,7 +652,7 @@
     <w:r>
       <w:tab/>
       <w:tab/>
-      <w:t>2026-09-02</w:t>
+      <w:t>2026-09-03</w:t>
       <w:br/>
       <w:br/>
     </w:r>

--- a/klagomål/A 2784-2026 FSC-klagomål.docx
+++ b/klagomål/A 2784-2026 FSC-klagomål.docx
@@ -652,7 +652,7 @@
     <w:r>
       <w:tab/>
       <w:tab/>
-      <w:t>2026-09-03</w:t>
+      <w:t>2026-09-04</w:t>
       <w:br/>
       <w:br/>
     </w:r>

--- a/klagomål/A 2784-2026 FSC-klagomål.docx
+++ b/klagomål/A 2784-2026 FSC-klagomål.docx
@@ -652,7 +652,7 @@
     <w:r>
       <w:tab/>
       <w:tab/>
-      <w:t>2026-09-04</w:t>
+      <w:t>2026-09-05</w:t>
       <w:br/>
       <w:br/>
     </w:r>
